--- a/examples/graphics/distribution/doc/README.docx
+++ b/examples/graphics/distribution/doc/README.docx
@@ -2,7 +2,7 @@
 <file path=word/document.xml><?xml version="1.0" encoding="utf-8"?>
 <w:document xmlns:w="http://schemas.openxmlformats.org/wordprocessingml/2006/main" xmlns:m="http://schemas.openxmlformats.org/officeDocument/2006/math" xmlns:r="http://schemas.openxmlformats.org/officeDocument/2006/relationships" xmlns:o="urn:schemas-microsoft-com:office:office" xmlns:v="urn:schemas-microsoft-com:vml" xmlns:w10="urn:schemas-microsoft-com:office:word" xmlns:a="http://schemas.openxmlformats.org/drawingml/2006/main" xmlns:pic="http://schemas.openxmlformats.org/drawingml/2006/picture" xmlns:wp="http://schemas.openxmlformats.org/drawingml/2006/wordprocessingDrawing">
   <w:body>
-    <w:bookmarkStart w:id="31" w:name="X07b059148bf2cfe2b872112faf1a8a1d40aea63"/>
+    <w:bookmarkStart w:id="32" w:name="X07b059148bf2cfe2b872112faf1a8a1d40aea63"/>
     <w:p>
       <w:pPr>
         <w:pStyle w:val="Heading1"/>
@@ -29,12 +29,14 @@
       <w:r>
         <w:t xml:space="preserve"> </w:t>
       </w:r>
-      <w:r>
-        <w:rPr>
-          <w:rStyle w:val="VerbatimChar"/>
-        </w:rPr>
-        <w:t xml:space="preserve">d072-distribution.pdf</w:t>
-      </w:r>
+      <w:hyperlink r:id="rId9">
+        <w:r>
+          <w:rPr>
+            <w:rStyle w:val="Hyperlink"/>
+          </w:rPr>
+          <w:t xml:space="preserve">d072_graphics_distribution.pdf</w:t>
+        </w:r>
+      </w:hyperlink>
       <w:r>
         <w:t xml:space="preserve">. Despite its filename, this deck already bundles four themes (Distribution Analysis, Relationships Between Variables, Time-Oriented Views, and Export and Delivery) in one presentation — kept as a single folder here to stay 1:1 with the deck as it exists today. If</w:t>
       </w:r>
@@ -102,7 +104,7 @@
         <w:t xml:space="preserve">).</w:t>
       </w:r>
     </w:p>
-    <w:bookmarkStart w:id="14" w:name="distribution-analysis"/>
+    <w:bookmarkStart w:id="15" w:name="distribution-analysis"/>
     <w:p>
       <w:pPr>
         <w:pStyle w:val="Heading2"/>
@@ -119,7 +121,7 @@
           <w:numId w:val="1001"/>
         </w:numPr>
       </w:pPr>
-      <w:hyperlink r:id="rId9">
+      <w:hyperlink r:id="rId10">
         <w:r>
           <w:rPr>
             <w:rStyle w:val="Hyperlink"/>
@@ -142,7 +144,7 @@
           <w:numId w:val="1001"/>
         </w:numPr>
       </w:pPr>
-      <w:hyperlink r:id="rId10">
+      <w:hyperlink r:id="rId11">
         <w:r>
           <w:rPr>
             <w:rStyle w:val="Hyperlink"/>
@@ -165,7 +167,7 @@
           <w:numId w:val="1001"/>
         </w:numPr>
       </w:pPr>
-      <w:hyperlink r:id="rId11">
+      <w:hyperlink r:id="rId12">
         <w:r>
           <w:rPr>
             <w:rStyle w:val="Hyperlink"/>
@@ -188,7 +190,7 @@
           <w:numId w:val="1001"/>
         </w:numPr>
       </w:pPr>
-      <w:hyperlink r:id="rId12">
+      <w:hyperlink r:id="rId13">
         <w:r>
           <w:rPr>
             <w:rStyle w:val="Hyperlink"/>
@@ -211,7 +213,7 @@
           <w:numId w:val="1001"/>
         </w:numPr>
       </w:pPr>
-      <w:hyperlink r:id="rId13">
+      <w:hyperlink r:id="rId14">
         <w:r>
           <w:rPr>
             <w:rStyle w:val="Hyperlink"/>
@@ -226,8 +228,8 @@
         <w:t xml:space="preserve">- grouped density curves for overlap and separation inspection.</w:t>
       </w:r>
     </w:p>
-    <w:bookmarkEnd w:id="14"/>
-    <w:bookmarkStart w:id="23" w:name="relationships-between-variables"/>
+    <w:bookmarkEnd w:id="15"/>
+    <w:bookmarkStart w:id="24" w:name="relationships-between-variables"/>
     <w:p>
       <w:pPr>
         <w:pStyle w:val="Heading2"/>
@@ -244,7 +246,7 @@
           <w:numId w:val="1002"/>
         </w:numPr>
       </w:pPr>
-      <w:hyperlink r:id="rId15">
+      <w:hyperlink r:id="rId16">
         <w:r>
           <w:rPr>
             <w:rStyle w:val="Hyperlink"/>
@@ -267,7 +269,7 @@
           <w:numId w:val="1002"/>
         </w:numPr>
       </w:pPr>
-      <w:hyperlink r:id="rId16">
+      <w:hyperlink r:id="rId17">
         <w:r>
           <w:rPr>
             <w:rStyle w:val="Hyperlink"/>
@@ -290,7 +292,7 @@
           <w:numId w:val="1002"/>
         </w:numPr>
       </w:pPr>
-      <w:hyperlink r:id="rId17">
+      <w:hyperlink r:id="rId18">
         <w:r>
           <w:rPr>
             <w:rStyle w:val="Hyperlink"/>
@@ -313,7 +315,7 @@
           <w:numId w:val="1002"/>
         </w:numPr>
       </w:pPr>
-      <w:hyperlink r:id="rId18">
+      <w:hyperlink r:id="rId19">
         <w:r>
           <w:rPr>
             <w:rStyle w:val="Hyperlink"/>
@@ -336,7 +338,7 @@
           <w:numId w:val="1002"/>
         </w:numPr>
       </w:pPr>
-      <w:hyperlink r:id="rId19">
+      <w:hyperlink r:id="rId20">
         <w:r>
           <w:rPr>
             <w:rStyle w:val="Hyperlink"/>
@@ -359,7 +361,7 @@
           <w:numId w:val="1002"/>
         </w:numPr>
       </w:pPr>
-      <w:hyperlink r:id="rId20">
+      <w:hyperlink r:id="rId21">
         <w:r>
           <w:rPr>
             <w:rStyle w:val="Hyperlink"/>
@@ -382,7 +384,7 @@
           <w:numId w:val="1002"/>
         </w:numPr>
       </w:pPr>
-      <w:hyperlink r:id="rId21">
+      <w:hyperlink r:id="rId22">
         <w:r>
           <w:rPr>
             <w:rStyle w:val="Hyperlink"/>
@@ -405,7 +407,7 @@
           <w:numId w:val="1002"/>
         </w:numPr>
       </w:pPr>
-      <w:hyperlink r:id="rId22">
+      <w:hyperlink r:id="rId23">
         <w:r>
           <w:rPr>
             <w:rStyle w:val="Hyperlink"/>
@@ -420,8 +422,8 @@
         <w:t xml:space="preserve">- dendrogram view of hierarchical structure.</w:t>
       </w:r>
     </w:p>
-    <w:bookmarkEnd w:id="23"/>
-    <w:bookmarkStart w:id="27" w:name="time-oriented-views"/>
+    <w:bookmarkEnd w:id="24"/>
+    <w:bookmarkStart w:id="28" w:name="time-oriented-views"/>
     <w:p>
       <w:pPr>
         <w:pStyle w:val="Heading2"/>
@@ -438,7 +440,7 @@
           <w:numId w:val="1003"/>
         </w:numPr>
       </w:pPr>
-      <w:hyperlink r:id="rId24">
+      <w:hyperlink r:id="rId25">
         <w:r>
           <w:rPr>
             <w:rStyle w:val="Hyperlink"/>
@@ -461,7 +463,7 @@
           <w:numId w:val="1003"/>
         </w:numPr>
       </w:pPr>
-      <w:hyperlink r:id="rId25">
+      <w:hyperlink r:id="rId26">
         <w:r>
           <w:rPr>
             <w:rStyle w:val="Hyperlink"/>
@@ -484,7 +486,7 @@
           <w:numId w:val="1003"/>
         </w:numPr>
       </w:pPr>
-      <w:hyperlink r:id="rId26">
+      <w:hyperlink r:id="rId27">
         <w:r>
           <w:rPr>
             <w:rStyle w:val="Hyperlink"/>
@@ -499,8 +501,8 @@
         <w:t xml:space="preserve">- observed series with fit and forecast horizon.</w:t>
       </w:r>
     </w:p>
-    <w:bookmarkEnd w:id="27"/>
-    <w:bookmarkStart w:id="30" w:name="export-and-delivery"/>
+    <w:bookmarkEnd w:id="28"/>
+    <w:bookmarkStart w:id="31" w:name="export-and-delivery"/>
     <w:p>
       <w:pPr>
         <w:pStyle w:val="Heading2"/>
@@ -517,7 +519,7 @@
           <w:numId w:val="1004"/>
         </w:numPr>
       </w:pPr>
-      <w:hyperlink r:id="rId28">
+      <w:hyperlink r:id="rId29">
         <w:r>
           <w:rPr>
             <w:rStyle w:val="Hyperlink"/>
@@ -540,7 +542,7 @@
           <w:numId w:val="1004"/>
         </w:numPr>
       </w:pPr>
-      <w:hyperlink r:id="rId29">
+      <w:hyperlink r:id="rId30">
         <w:r>
           <w:rPr>
             <w:rStyle w:val="Hyperlink"/>
@@ -555,8 +557,8 @@
         <w:t xml:space="preserve">- export charts to raster formats such as JPG.</w:t>
       </w:r>
     </w:p>
-    <w:bookmarkEnd w:id="30"/>
     <w:bookmarkEnd w:id="31"/>
+    <w:bookmarkEnd w:id="32"/>
     <w:sectPr>
       <w:footnotePr>
         <w:numRestart w:val="eachSect"/>
